--- a/Gestor_de_Inventarios/tarifarios/Tarifario_Sueteres_2026.docx
+++ b/Gestor_de_Inventarios/tarifarios/Tarifario_Sueteres_2026.docx
@@ -2598,7 +2598,7 @@
                       <w:color w:val="1E3A6E"/>
                       <w:sz w:val="18"/>
                     </w:rPr>
-                    <w:t>14, 16, 32–42</w:t>
+                    <w:t>14, 16</w:t>
                   </w:r>
                 </w:p>
               </w:tc>
@@ -2625,6 +2625,166 @@
                       <w:sz w:val="18"/>
                     </w:rPr>
                     <w:t>$355</w:t>
+                  </w:r>
+                </w:p>
+              </w:tc>
+            </w:tr>
+            <w:tr>
+              <w:tc>
+                <w:tcPr>
+                  <w:tcW w:type="dxa" w:w="1707"/>
+                  <w:shd w:val="clear" w:color="auto" w:fill="FDF0F0"/>
+                  <w:tcMar>
+                    <w:top w:w="48" w:type="dxa"/>
+                    <w:bottom w:w="48" w:type="dxa"/>
+                    <w:left w:w="100" w:type="dxa"/>
+                    <w:right w:w="100" w:type="dxa"/>
+                  </w:tcMar>
+                </w:tcPr>
+                <w:p>
+                  <w:pPr>
+                    <w:spacing w:before="0" w:after="0"/>
+                    <w:jc w:val="left"/>
+                  </w:pPr>
+                  <w:r>
+                    <w:rPr>
+                      <w:b w:val="0"/>
+                      <w:color w:val="1A1A2E"/>
+                      <w:sz w:val="18"/>
+                    </w:rPr>
+                    <w:t>UVEG</w:t>
+                  </w:r>
+                </w:p>
+              </w:tc>
+              <w:tc>
+                <w:tcPr>
+                  <w:tcW w:type="dxa" w:w="1707"/>
+                  <w:shd w:val="clear" w:color="auto" w:fill="FDF0F0"/>
+                  <w:tcMar>
+                    <w:top w:w="48" w:type="dxa"/>
+                    <w:bottom w:w="48" w:type="dxa"/>
+                    <w:left w:w="100" w:type="dxa"/>
+                    <w:right w:w="100" w:type="dxa"/>
+                  </w:tcMar>
+                </w:tcPr>
+                <w:p>
+                  <w:pPr>
+                    <w:spacing w:before="0" w:after="0"/>
+                    <w:jc w:val="right"/>
+                  </w:pPr>
+                  <w:r>
+                    <w:rPr>
+                      <w:b/>
+                      <w:color w:val="1E3A6E"/>
+                      <w:sz w:val="18"/>
+                    </w:rPr>
+                    <w:t>32–38</w:t>
+                  </w:r>
+                </w:p>
+              </w:tc>
+              <w:tc>
+                <w:tcPr>
+                  <w:tcW w:type="dxa" w:w="1707"/>
+                  <w:shd w:val="clear" w:color="auto" w:fill="FDF0F0"/>
+                  <w:tcMar>
+                    <w:top w:w="48" w:type="dxa"/>
+                    <w:bottom w:w="48" w:type="dxa"/>
+                    <w:left w:w="100" w:type="dxa"/>
+                    <w:right w:w="100" w:type="dxa"/>
+                  </w:tcMar>
+                </w:tcPr>
+                <w:p>
+                  <w:pPr>
+                    <w:spacing w:before="0" w:after="0"/>
+                    <w:jc w:val="right"/>
+                  </w:pPr>
+                  <w:r>
+                    <w:rPr>
+                      <w:b/>
+                      <w:color w:val="1E3A6E"/>
+                      <w:sz w:val="18"/>
+                    </w:rPr>
+                    <w:t>$365</w:t>
+                  </w:r>
+                </w:p>
+              </w:tc>
+            </w:tr>
+            <w:tr>
+              <w:tc>
+                <w:tcPr>
+                  <w:tcW w:type="dxa" w:w="1707"/>
+                  <w:shd w:val="clear" w:color="auto" w:fill="FFFFFF"/>
+                  <w:tcMar>
+                    <w:top w:w="48" w:type="dxa"/>
+                    <w:bottom w:w="48" w:type="dxa"/>
+                    <w:left w:w="100" w:type="dxa"/>
+                    <w:right w:w="100" w:type="dxa"/>
+                  </w:tcMar>
+                </w:tcPr>
+                <w:p>
+                  <w:pPr>
+                    <w:spacing w:before="0" w:after="0"/>
+                    <w:jc w:val="left"/>
+                  </w:pPr>
+                  <w:r>
+                    <w:rPr>
+                      <w:b w:val="0"/>
+                      <w:color w:val="1A1A2E"/>
+                      <w:sz w:val="18"/>
+                    </w:rPr>
+                    <w:t>UVEG</w:t>
+                  </w:r>
+                </w:p>
+              </w:tc>
+              <w:tc>
+                <w:tcPr>
+                  <w:tcW w:type="dxa" w:w="1707"/>
+                  <w:shd w:val="clear" w:color="auto" w:fill="FFFFFF"/>
+                  <w:tcMar>
+                    <w:top w:w="48" w:type="dxa"/>
+                    <w:bottom w:w="48" w:type="dxa"/>
+                    <w:left w:w="100" w:type="dxa"/>
+                    <w:right w:w="100" w:type="dxa"/>
+                  </w:tcMar>
+                </w:tcPr>
+                <w:p>
+                  <w:pPr>
+                    <w:spacing w:before="0" w:after="0"/>
+                    <w:jc w:val="right"/>
+                  </w:pPr>
+                  <w:r>
+                    <w:rPr>
+                      <w:b/>
+                      <w:color w:val="1E3A6E"/>
+                      <w:sz w:val="18"/>
+                    </w:rPr>
+                    <w:t>40, 42</w:t>
+                  </w:r>
+                </w:p>
+              </w:tc>
+              <w:tc>
+                <w:tcPr>
+                  <w:tcW w:type="dxa" w:w="1707"/>
+                  <w:shd w:val="clear" w:color="auto" w:fill="FFFFFF"/>
+                  <w:tcMar>
+                    <w:top w:w="48" w:type="dxa"/>
+                    <w:bottom w:w="48" w:type="dxa"/>
+                    <w:left w:w="100" w:type="dxa"/>
+                    <w:right w:w="100" w:type="dxa"/>
+                  </w:tcMar>
+                </w:tcPr>
+                <w:p>
+                  <w:pPr>
+                    <w:spacing w:before="0" w:after="0"/>
+                    <w:jc w:val="right"/>
+                  </w:pPr>
+                  <w:r>
+                    <w:rPr>
+                      <w:b/>
+                      <w:color w:val="1E3A6E"/>
+                      <w:sz w:val="18"/>
+                    </w:rPr>
+                    <w:t>$375</w:t>
                   </w:r>
                 </w:p>
               </w:tc>

--- a/Gestor_de_Inventarios/tarifarios/Tarifario_Sueteres_2026.docx
+++ b/Gestor_de_Inventarios/tarifarios/Tarifario_Sueteres_2026.docx
@@ -351,7 +351,7 @@
                       <w:color w:val="1A1A2E"/>
                       <w:sz w:val="18"/>
                     </w:rPr>
-                    <w:t>30, 32, 34</w:t>
+                    <w:t>28, 30, 32, 34</w:t>
                   </w:r>
                 </w:p>
               </w:tc>
@@ -668,7 +668,7 @@
                       <w:color w:val="1E3A6E"/>
                       <w:sz w:val="18"/>
                     </w:rPr>
-                    <w:t>$290</w:t>
+                    <w:t>$299</w:t>
                   </w:r>
                 </w:p>
               </w:tc>
@@ -851,7 +851,7 @@
                       <w:color w:val="1E3A6E"/>
                       <w:sz w:val="18"/>
                     </w:rPr>
-                    <w:t>$290</w:t>
+                    <w:t>$299</w:t>
                   </w:r>
                 </w:p>
               </w:tc>
@@ -933,7 +933,7 @@
                       <w:color w:val="1A1A2E"/>
                       <w:sz w:val="18"/>
                     </w:rPr>
-                    <w:t>30–42</w:t>
+                    <w:t>18, 30–38</w:t>
                   </w:r>
                 </w:p>
               </w:tc>
@@ -960,6 +960,60 @@
                       <w:sz w:val="18"/>
                     </w:rPr>
                     <w:t>$325</w:t>
+                  </w:r>
+                </w:p>
+              </w:tc>
+            </w:tr>
+            <w:tr>
+              <w:tc>
+                <w:tcPr>
+                  <w:tcW w:type="dxa" w:w="2560"/>
+                  <w:shd w:val="clear" w:color="auto" w:fill="EDF4FC"/>
+                  <w:tcMar>
+                    <w:top w:w="48" w:type="dxa"/>
+                    <w:bottom w:w="48" w:type="dxa"/>
+                    <w:left w:w="100" w:type="dxa"/>
+                    <w:right w:w="100" w:type="dxa"/>
+                  </w:tcMar>
+                </w:tcPr>
+                <w:p>
+                  <w:pPr>
+                    <w:spacing w:before="0" w:after="0"/>
+                    <w:jc w:val="left"/>
+                  </w:pPr>
+                  <w:r>
+                    <w:rPr>
+                      <w:b w:val="0"/>
+                      <w:color w:val="1A1A2E"/>
+                      <w:sz w:val="18"/>
+                    </w:rPr>
+                    <w:t>40, 42</w:t>
+                  </w:r>
+                </w:p>
+              </w:tc>
+              <w:tc>
+                <w:tcPr>
+                  <w:tcW w:type="dxa" w:w="2560"/>
+                  <w:shd w:val="clear" w:color="auto" w:fill="EDF4FC"/>
+                  <w:tcMar>
+                    <w:top w:w="48" w:type="dxa"/>
+                    <w:bottom w:w="48" w:type="dxa"/>
+                    <w:left w:w="100" w:type="dxa"/>
+                    <w:right w:w="100" w:type="dxa"/>
+                  </w:tcMar>
+                </w:tcPr>
+                <w:p>
+                  <w:pPr>
+                    <w:spacing w:before="0" w:after="0"/>
+                    <w:jc w:val="right"/>
+                  </w:pPr>
+                  <w:r>
+                    <w:rPr>
+                      <w:b/>
+                      <w:color w:val="1E3A6E"/>
+                      <w:sz w:val="18"/>
+                    </w:rPr>
+                    <w:t>$335</w:t>
                   </w:r>
                 </w:p>
               </w:tc>
@@ -1118,7 +1172,7 @@
                       <w:color w:val="1A1A2E"/>
                       <w:sz w:val="18"/>
                     </w:rPr>
-                    <w:t>12, 14, 16</w:t>
+                    <w:t>12, 14, 16, 18</w:t>
                   </w:r>
                 </w:p>
               </w:tc>
@@ -1172,7 +1226,7 @@
                       <w:color w:val="1A1A2E"/>
                       <w:sz w:val="18"/>
                     </w:rPr>
-                    <w:t>30–44</w:t>
+                    <w:t>30–38</w:t>
                   </w:r>
                 </w:p>
               </w:tc>
@@ -1199,6 +1253,60 @@
                       <w:sz w:val="18"/>
                     </w:rPr>
                     <w:t>$345</w:t>
+                  </w:r>
+                </w:p>
+              </w:tc>
+            </w:tr>
+            <w:tr>
+              <w:tc>
+                <w:tcPr>
+                  <w:tcW w:type="dxa" w:w="2560"/>
+                  <w:shd w:val="clear" w:color="auto" w:fill="FFFFFF"/>
+                  <w:tcMar>
+                    <w:top w:w="48" w:type="dxa"/>
+                    <w:bottom w:w="48" w:type="dxa"/>
+                    <w:left w:w="100" w:type="dxa"/>
+                    <w:right w:w="100" w:type="dxa"/>
+                  </w:tcMar>
+                </w:tcPr>
+                <w:p>
+                  <w:pPr>
+                    <w:spacing w:before="0" w:after="0"/>
+                    <w:jc w:val="left"/>
+                  </w:pPr>
+                  <w:r>
+                    <w:rPr>
+                      <w:b w:val="0"/>
+                      <w:color w:val="1A1A2E"/>
+                      <w:sz w:val="18"/>
+                    </w:rPr>
+                    <w:t>40, 42, 44</w:t>
+                  </w:r>
+                </w:p>
+              </w:tc>
+              <w:tc>
+                <w:tcPr>
+                  <w:tcW w:type="dxa" w:w="2560"/>
+                  <w:shd w:val="clear" w:color="auto" w:fill="FFFFFF"/>
+                  <w:tcMar>
+                    <w:top w:w="48" w:type="dxa"/>
+                    <w:bottom w:w="48" w:type="dxa"/>
+                    <w:left w:w="100" w:type="dxa"/>
+                    <w:right w:w="100" w:type="dxa"/>
+                  </w:tcMar>
+                </w:tcPr>
+                <w:p>
+                  <w:pPr>
+                    <w:spacing w:before="0" w:after="0"/>
+                    <w:jc w:val="right"/>
+                  </w:pPr>
+                  <w:r>
+                    <w:rPr>
+                      <w:b/>
+                      <w:color w:val="1E3A6E"/>
+                      <w:sz w:val="18"/>
+                    </w:rPr>
+                    <w:t>$355</w:t>
                   </w:r>
                 </w:p>
               </w:tc>
@@ -1409,7 +1517,7 @@
                       <w:color w:val="1A1A2E"/>
                       <w:sz w:val="18"/>
                     </w:rPr>
-                    <w:t>32, 34</w:t>
+                    <w:t>32–38</w:t>
                   </w:r>
                 </w:p>
               </w:tc>
@@ -1435,7 +1543,7 @@
                       <w:color w:val="1E3A6E"/>
                       <w:sz w:val="18"/>
                     </w:rPr>
-                    <w:t>$335</w:t>
+                    <w:t>$345</w:t>
                   </w:r>
                 </w:p>
               </w:tc>
@@ -1463,7 +1571,7 @@
                       <w:color w:val="1A1A2E"/>
                       <w:sz w:val="18"/>
                     </w:rPr>
-                    <w:t>36, 38</w:t>
+                    <w:t>40, 42, 44</w:t>
                   </w:r>
                 </w:p>
               </w:tc>
@@ -1471,60 +1579,6 @@
                 <w:tcPr>
                   <w:tcW w:type="dxa" w:w="2560"/>
                   <w:shd w:val="clear" w:color="auto" w:fill="FFFFFF"/>
-                  <w:tcMar>
-                    <w:top w:w="48" w:type="dxa"/>
-                    <w:bottom w:w="48" w:type="dxa"/>
-                    <w:left w:w="100" w:type="dxa"/>
-                    <w:right w:w="100" w:type="dxa"/>
-                  </w:tcMar>
-                </w:tcPr>
-                <w:p>
-                  <w:pPr>
-                    <w:spacing w:before="0" w:after="0"/>
-                    <w:jc w:val="right"/>
-                  </w:pPr>
-                  <w:r>
-                    <w:rPr>
-                      <w:b/>
-                      <w:color w:val="1E3A6E"/>
-                      <w:sz w:val="18"/>
-                    </w:rPr>
-                    <w:t>$345</w:t>
-                  </w:r>
-                </w:p>
-              </w:tc>
-            </w:tr>
-            <w:tr>
-              <w:tc>
-                <w:tcPr>
-                  <w:tcW w:type="dxa" w:w="2560"/>
-                  <w:shd w:val="clear" w:color="auto" w:fill="EDF4FC"/>
-                  <w:tcMar>
-                    <w:top w:w="48" w:type="dxa"/>
-                    <w:bottom w:w="48" w:type="dxa"/>
-                    <w:left w:w="100" w:type="dxa"/>
-                    <w:right w:w="100" w:type="dxa"/>
-                  </w:tcMar>
-                </w:tcPr>
-                <w:p>
-                  <w:pPr>
-                    <w:spacing w:before="0" w:after="0"/>
-                    <w:jc w:val="left"/>
-                  </w:pPr>
-                  <w:r>
-                    <w:rPr>
-                      <w:b w:val="0"/>
-                      <w:color w:val="1A1A2E"/>
-                      <w:sz w:val="18"/>
-                    </w:rPr>
-                    <w:t>40, 42, 44</w:t>
-                  </w:r>
-                </w:p>
-              </w:tc>
-              <w:tc>
-                <w:tcPr>
-                  <w:tcW w:type="dxa" w:w="2560"/>
-                  <w:shd w:val="clear" w:color="auto" w:fill="EDF4FC"/>
                   <w:tcMar>
                     <w:top w:w="48" w:type="dxa"/>
                     <w:bottom w:w="48" w:type="dxa"/>
@@ -1833,562 +1887,6 @@
                       <w:sz w:val="18"/>
                     </w:rPr>
                     <w:t>$315</w:t>
-                  </w:r>
-                </w:p>
-              </w:tc>
-            </w:tr>
-          </w:tbl>
-          <w:p/>
-          <w:p>
-            <w:pPr>
-              <w:spacing w:before="0" w:after="80"/>
-            </w:pPr>
-          </w:p>
-        </w:tc>
-        <w:tc>
-          <w:tcPr>
-            <w:tcW w:type="dxa" w:w="5121"/>
-            <w:tcMar>
-              <w:top w:w="0" w:type="dxa"/>
-              <w:bottom w:w="0" w:type="dxa"/>
-              <w:left w:w="60" w:type="dxa"/>
-              <w:right w:w="60" w:type="dxa"/>
-            </w:tcMar>
-          </w:tcPr>
-          <w:p/>
-          <w:tbl>
-            <w:tblPr>
-              <w:tblW w:type="auto" w:w="0"/>
-              <w:tblLook w:firstColumn="1" w:firstRow="1" w:lastColumn="0" w:lastRow="0" w:noHBand="0" w:noVBand="1" w:val="04A0"/>
-              <w:tblBorders>
-                <w:top w:val="none"/>
-                <w:left w:val="none"/>
-                <w:bottom w:val="none"/>
-                <w:right w:val="none"/>
-                <w:insideH w:val="none"/>
-                <w:insideV w:val="none"/>
-              </w:tblBorders>
-            </w:tblPr>
-            <w:tblGrid>
-              <w:gridCol w:w="5121"/>
-            </w:tblGrid>
-            <w:tr>
-              <w:tc>
-                <w:tcPr>
-                  <w:tcW w:type="dxa" w:w="5121"/>
-                  <w:shd w:val="clear" w:color="auto" w:fill="B52020"/>
-                  <w:tcMar>
-                    <w:top w:w="70" w:type="dxa"/>
-                    <w:bottom w:w="70" w:type="dxa"/>
-                    <w:left w:w="140" w:type="dxa"/>
-                    <w:right w:w="140" w:type="dxa"/>
-                  </w:tcMar>
-                </w:tcPr>
-                <w:p>
-                  <w:pPr>
-                    <w:spacing w:before="0" w:after="0"/>
-                    <w:jc w:val="left"/>
-                  </w:pPr>
-                  <w:r>
-                    <w:rPr>
-                      <w:b/>
-                      <w:color w:val="FFFFFF"/>
-                      <w:sz w:val="20"/>
-                    </w:rPr>
-                    <w:t>Excepciones — Primaria</w:t>
-                  </w:r>
-                </w:p>
-              </w:tc>
-            </w:tr>
-          </w:tbl>
-          <w:p/>
-          <w:tbl>
-            <w:tblPr>
-              <w:tblStyle w:val="TableGrid"/>
-              <w:tblW w:type="auto" w:w="0"/>
-              <w:tblLook w:firstColumn="1" w:firstRow="1" w:lastColumn="0" w:lastRow="0" w:noHBand="0" w:noVBand="1" w:val="04A0"/>
-            </w:tblPr>
-            <w:tblGrid>
-              <w:gridCol w:w="1707"/>
-              <w:gridCol w:w="1707"/>
-              <w:gridCol w:w="1707"/>
-            </w:tblGrid>
-            <w:tr>
-              <w:tc>
-                <w:tcPr>
-                  <w:tcW w:type="dxa" w:w="1707"/>
-                  <w:shd w:val="clear" w:color="auto" w:fill="FCE8E8"/>
-                  <w:tcMar>
-                    <w:top w:w="50" w:type="dxa"/>
-                    <w:bottom w:w="50" w:type="dxa"/>
-                    <w:left w:w="100" w:type="dxa"/>
-                    <w:right w:w="100" w:type="dxa"/>
-                  </w:tcMar>
-                </w:tcPr>
-                <w:p>
-                  <w:pPr>
-                    <w:spacing w:before="0" w:after="0"/>
-                    <w:jc w:val="left"/>
-                  </w:pPr>
-                  <w:r>
-                    <w:rPr>
-                      <w:b/>
-                      <w:color w:val="B52020"/>
-                      <w:sz w:val="17"/>
-                    </w:rPr>
-                    <w:t>Escuela</w:t>
-                  </w:r>
-                </w:p>
-              </w:tc>
-              <w:tc>
-                <w:tcPr>
-                  <w:tcW w:type="dxa" w:w="1707"/>
-                  <w:shd w:val="clear" w:color="auto" w:fill="FCE8E8"/>
-                  <w:tcMar>
-                    <w:top w:w="50" w:type="dxa"/>
-                    <w:bottom w:w="50" w:type="dxa"/>
-                    <w:left w:w="100" w:type="dxa"/>
-                    <w:right w:w="100" w:type="dxa"/>
-                  </w:tcMar>
-                </w:tcPr>
-                <w:p>
-                  <w:pPr>
-                    <w:spacing w:before="0" w:after="0"/>
-                    <w:jc w:val="right"/>
-                  </w:pPr>
-                  <w:r>
-                    <w:rPr>
-                      <w:b/>
-                      <w:color w:val="B52020"/>
-                      <w:sz w:val="17"/>
-                    </w:rPr>
-                    <w:t>Tallas</w:t>
-                  </w:r>
-                </w:p>
-              </w:tc>
-              <w:tc>
-                <w:tcPr>
-                  <w:tcW w:type="dxa" w:w="1707"/>
-                  <w:shd w:val="clear" w:color="auto" w:fill="FCE8E8"/>
-                  <w:tcMar>
-                    <w:top w:w="50" w:type="dxa"/>
-                    <w:bottom w:w="50" w:type="dxa"/>
-                    <w:left w:w="100" w:type="dxa"/>
-                    <w:right w:w="100" w:type="dxa"/>
-                  </w:tcMar>
-                </w:tcPr>
-                <w:p>
-                  <w:pPr>
-                    <w:spacing w:before="0" w:after="0"/>
-                    <w:jc w:val="right"/>
-                  </w:pPr>
-                  <w:r>
-                    <w:rPr>
-                      <w:b/>
-                      <w:color w:val="B52020"/>
-                      <w:sz w:val="17"/>
-                    </w:rPr>
-                    <w:t>Precio</w:t>
-                  </w:r>
-                </w:p>
-              </w:tc>
-            </w:tr>
-            <w:tr>
-              <w:tc>
-                <w:tcPr>
-                  <w:tcW w:type="dxa" w:w="1707"/>
-                  <w:shd w:val="clear" w:color="auto" w:fill="FFFFFF"/>
-                  <w:tcMar>
-                    <w:top w:w="48" w:type="dxa"/>
-                    <w:bottom w:w="48" w:type="dxa"/>
-                    <w:left w:w="100" w:type="dxa"/>
-                    <w:right w:w="100" w:type="dxa"/>
-                  </w:tcMar>
-                </w:tcPr>
-                <w:p>
-                  <w:pPr>
-                    <w:spacing w:before="0" w:after="0"/>
-                    <w:jc w:val="left"/>
-                  </w:pPr>
-                  <w:r>
-                    <w:rPr>
-                      <w:b w:val="0"/>
-                      <w:color w:val="1A1A2E"/>
-                      <w:sz w:val="18"/>
-                    </w:rPr>
-                    <w:t>Benito Juárez</w:t>
-                  </w:r>
-                </w:p>
-              </w:tc>
-              <w:tc>
-                <w:tcPr>
-                  <w:tcW w:type="dxa" w:w="1707"/>
-                  <w:shd w:val="clear" w:color="auto" w:fill="FFFFFF"/>
-                  <w:tcMar>
-                    <w:top w:w="48" w:type="dxa"/>
-                    <w:bottom w:w="48" w:type="dxa"/>
-                    <w:left w:w="100" w:type="dxa"/>
-                    <w:right w:w="100" w:type="dxa"/>
-                  </w:tcMar>
-                </w:tcPr>
-                <w:p>
-                  <w:pPr>
-                    <w:spacing w:before="0" w:after="0"/>
-                    <w:jc w:val="right"/>
-                  </w:pPr>
-                  <w:r>
-                    <w:rPr>
-                      <w:b/>
-                      <w:color w:val="1E3A6E"/>
-                      <w:sz w:val="18"/>
-                    </w:rPr>
-                    <w:t>40, 42</w:t>
-                  </w:r>
-                </w:p>
-              </w:tc>
-              <w:tc>
-                <w:tcPr>
-                  <w:tcW w:type="dxa" w:w="1707"/>
-                  <w:shd w:val="clear" w:color="auto" w:fill="FFFFFF"/>
-                  <w:tcMar>
-                    <w:top w:w="48" w:type="dxa"/>
-                    <w:bottom w:w="48" w:type="dxa"/>
-                    <w:left w:w="100" w:type="dxa"/>
-                    <w:right w:w="100" w:type="dxa"/>
-                  </w:tcMar>
-                </w:tcPr>
-                <w:p>
-                  <w:pPr>
-                    <w:spacing w:before="0" w:after="0"/>
-                    <w:jc w:val="right"/>
-                  </w:pPr>
-                  <w:r>
-                    <w:rPr>
-                      <w:b/>
-                      <w:color w:val="1E3A6E"/>
-                      <w:sz w:val="18"/>
-                    </w:rPr>
-                    <w:t>$335</w:t>
-                  </w:r>
-                </w:p>
-              </w:tc>
-            </w:tr>
-            <w:tr>
-              <w:tc>
-                <w:tcPr>
-                  <w:tcW w:type="dxa" w:w="1707"/>
-                  <w:shd w:val="clear" w:color="auto" w:fill="FDF0F0"/>
-                  <w:tcMar>
-                    <w:top w:w="48" w:type="dxa"/>
-                    <w:bottom w:w="48" w:type="dxa"/>
-                    <w:left w:w="100" w:type="dxa"/>
-                    <w:right w:w="100" w:type="dxa"/>
-                  </w:tcMar>
-                </w:tcPr>
-                <w:p>
-                  <w:pPr>
-                    <w:spacing w:before="0" w:after="0"/>
-                    <w:jc w:val="left"/>
-                  </w:pPr>
-                  <w:r>
-                    <w:rPr>
-                      <w:b w:val="0"/>
-                      <w:color w:val="1A1A2E"/>
-                      <w:sz w:val="18"/>
-                    </w:rPr>
-                    <w:t>Colegio Motolinea</w:t>
-                  </w:r>
-                </w:p>
-              </w:tc>
-              <w:tc>
-                <w:tcPr>
-                  <w:tcW w:type="dxa" w:w="1707"/>
-                  <w:shd w:val="clear" w:color="auto" w:fill="FDF0F0"/>
-                  <w:tcMar>
-                    <w:top w:w="48" w:type="dxa"/>
-                    <w:bottom w:w="48" w:type="dxa"/>
-                    <w:left w:w="100" w:type="dxa"/>
-                    <w:right w:w="100" w:type="dxa"/>
-                  </w:tcMar>
-                </w:tcPr>
-                <w:p>
-                  <w:pPr>
-                    <w:spacing w:before="0" w:after="0"/>
-                    <w:jc w:val="right"/>
-                  </w:pPr>
-                  <w:r>
-                    <w:rPr>
-                      <w:b/>
-                      <w:color w:val="1E3A6E"/>
-                      <w:sz w:val="18"/>
-                    </w:rPr>
-                    <w:t>40</w:t>
-                  </w:r>
-                </w:p>
-              </w:tc>
-              <w:tc>
-                <w:tcPr>
-                  <w:tcW w:type="dxa" w:w="1707"/>
-                  <w:shd w:val="clear" w:color="auto" w:fill="FDF0F0"/>
-                  <w:tcMar>
-                    <w:top w:w="48" w:type="dxa"/>
-                    <w:bottom w:w="48" w:type="dxa"/>
-                    <w:left w:w="100" w:type="dxa"/>
-                    <w:right w:w="100" w:type="dxa"/>
-                  </w:tcMar>
-                </w:tcPr>
-                <w:p>
-                  <w:pPr>
-                    <w:spacing w:before="0" w:after="0"/>
-                    <w:jc w:val="right"/>
-                  </w:pPr>
-                  <w:r>
-                    <w:rPr>
-                      <w:b/>
-                      <w:color w:val="1E3A6E"/>
-                      <w:sz w:val="18"/>
-                    </w:rPr>
-                    <w:t>$335</w:t>
-                  </w:r>
-                </w:p>
-              </w:tc>
-            </w:tr>
-            <w:tr>
-              <w:tc>
-                <w:tcPr>
-                  <w:tcW w:type="dxa" w:w="1707"/>
-                  <w:shd w:val="clear" w:color="auto" w:fill="FFFFFF"/>
-                  <w:tcMar>
-                    <w:top w:w="48" w:type="dxa"/>
-                    <w:bottom w:w="48" w:type="dxa"/>
-                    <w:left w:w="100" w:type="dxa"/>
-                    <w:right w:w="100" w:type="dxa"/>
-                  </w:tcMar>
-                </w:tcPr>
-                <w:p>
-                  <w:pPr>
-                    <w:spacing w:before="0" w:after="0"/>
-                    <w:jc w:val="left"/>
-                  </w:pPr>
-                  <w:r>
-                    <w:rPr>
-                      <w:b w:val="0"/>
-                      <w:color w:val="1A1A2E"/>
-                      <w:sz w:val="18"/>
-                    </w:rPr>
-                    <w:t>Francisco Villa</w:t>
-                  </w:r>
-                </w:p>
-              </w:tc>
-              <w:tc>
-                <w:tcPr>
-                  <w:tcW w:type="dxa" w:w="1707"/>
-                  <w:shd w:val="clear" w:color="auto" w:fill="FFFFFF"/>
-                  <w:tcMar>
-                    <w:top w:w="48" w:type="dxa"/>
-                    <w:bottom w:w="48" w:type="dxa"/>
-                    <w:left w:w="100" w:type="dxa"/>
-                    <w:right w:w="100" w:type="dxa"/>
-                  </w:tcMar>
-                </w:tcPr>
-                <w:p>
-                  <w:pPr>
-                    <w:spacing w:before="0" w:after="0"/>
-                    <w:jc w:val="right"/>
-                  </w:pPr>
-                  <w:r>
-                    <w:rPr>
-                      <w:b/>
-                      <w:color w:val="1E3A6E"/>
-                      <w:sz w:val="18"/>
-                    </w:rPr>
-                    <w:t>40</w:t>
-                  </w:r>
-                </w:p>
-              </w:tc>
-              <w:tc>
-                <w:tcPr>
-                  <w:tcW w:type="dxa" w:w="1707"/>
-                  <w:shd w:val="clear" w:color="auto" w:fill="FFFFFF"/>
-                  <w:tcMar>
-                    <w:top w:w="48" w:type="dxa"/>
-                    <w:bottom w:w="48" w:type="dxa"/>
-                    <w:left w:w="100" w:type="dxa"/>
-                    <w:right w:w="100" w:type="dxa"/>
-                  </w:tcMar>
-                </w:tcPr>
-                <w:p>
-                  <w:pPr>
-                    <w:spacing w:before="0" w:after="0"/>
-                    <w:jc w:val="right"/>
-                  </w:pPr>
-                  <w:r>
-                    <w:rPr>
-                      <w:b/>
-                      <w:color w:val="1E3A6E"/>
-                      <w:sz w:val="18"/>
-                    </w:rPr>
-                    <w:t>$335</w:t>
-                  </w:r>
-                </w:p>
-              </w:tc>
-            </w:tr>
-            <w:tr>
-              <w:tc>
-                <w:tcPr>
-                  <w:tcW w:type="dxa" w:w="1707"/>
-                  <w:shd w:val="clear" w:color="auto" w:fill="FDF0F0"/>
-                  <w:tcMar>
-                    <w:top w:w="48" w:type="dxa"/>
-                    <w:bottom w:w="48" w:type="dxa"/>
-                    <w:left w:w="100" w:type="dxa"/>
-                    <w:right w:w="100" w:type="dxa"/>
-                  </w:tcMar>
-                </w:tcPr>
-                <w:p>
-                  <w:pPr>
-                    <w:spacing w:before="0" w:after="0"/>
-                    <w:jc w:val="left"/>
-                  </w:pPr>
-                  <w:r>
-                    <w:rPr>
-                      <w:b w:val="0"/>
-                      <w:color w:val="1A1A2E"/>
-                      <w:sz w:val="18"/>
-                    </w:rPr>
-                    <w:t>Ignacio Allende</w:t>
-                  </w:r>
-                </w:p>
-              </w:tc>
-              <w:tc>
-                <w:tcPr>
-                  <w:tcW w:type="dxa" w:w="1707"/>
-                  <w:shd w:val="clear" w:color="auto" w:fill="FDF0F0"/>
-                  <w:tcMar>
-                    <w:top w:w="48" w:type="dxa"/>
-                    <w:bottom w:w="48" w:type="dxa"/>
-                    <w:left w:w="100" w:type="dxa"/>
-                    <w:right w:w="100" w:type="dxa"/>
-                  </w:tcMar>
-                </w:tcPr>
-                <w:p>
-                  <w:pPr>
-                    <w:spacing w:before="0" w:after="0"/>
-                    <w:jc w:val="right"/>
-                  </w:pPr>
-                  <w:r>
-                    <w:rPr>
-                      <w:b/>
-                      <w:color w:val="1E3A6E"/>
-                      <w:sz w:val="18"/>
-                    </w:rPr>
-                    <w:t>40</w:t>
-                  </w:r>
-                </w:p>
-              </w:tc>
-              <w:tc>
-                <w:tcPr>
-                  <w:tcW w:type="dxa" w:w="1707"/>
-                  <w:shd w:val="clear" w:color="auto" w:fill="FDF0F0"/>
-                  <w:tcMar>
-                    <w:top w:w="48" w:type="dxa"/>
-                    <w:bottom w:w="48" w:type="dxa"/>
-                    <w:left w:w="100" w:type="dxa"/>
-                    <w:right w:w="100" w:type="dxa"/>
-                  </w:tcMar>
-                </w:tcPr>
-                <w:p>
-                  <w:pPr>
-                    <w:spacing w:before="0" w:after="0"/>
-                    <w:jc w:val="right"/>
-                  </w:pPr>
-                  <w:r>
-                    <w:rPr>
-                      <w:b/>
-                      <w:color w:val="1E3A6E"/>
-                      <w:sz w:val="18"/>
-                    </w:rPr>
-                    <w:t>$335</w:t>
-                  </w:r>
-                </w:p>
-              </w:tc>
-            </w:tr>
-            <w:tr>
-              <w:tc>
-                <w:tcPr>
-                  <w:tcW w:type="dxa" w:w="1707"/>
-                  <w:shd w:val="clear" w:color="auto" w:fill="FFFFFF"/>
-                  <w:tcMar>
-                    <w:top w:w="48" w:type="dxa"/>
-                    <w:bottom w:w="48" w:type="dxa"/>
-                    <w:left w:w="100" w:type="dxa"/>
-                    <w:right w:w="100" w:type="dxa"/>
-                  </w:tcMar>
-                </w:tcPr>
-                <w:p>
-                  <w:pPr>
-                    <w:spacing w:before="0" w:after="0"/>
-                    <w:jc w:val="left"/>
-                  </w:pPr>
-                  <w:r>
-                    <w:rPr>
-                      <w:b w:val="0"/>
-                      <w:color w:val="1A1A2E"/>
-                      <w:sz w:val="18"/>
-                    </w:rPr>
-                    <w:t>Miguel Hidalgo</w:t>
-                  </w:r>
-                </w:p>
-              </w:tc>
-              <w:tc>
-                <w:tcPr>
-                  <w:tcW w:type="dxa" w:w="1707"/>
-                  <w:shd w:val="clear" w:color="auto" w:fill="FFFFFF"/>
-                  <w:tcMar>
-                    <w:top w:w="48" w:type="dxa"/>
-                    <w:bottom w:w="48" w:type="dxa"/>
-                    <w:left w:w="100" w:type="dxa"/>
-                    <w:right w:w="100" w:type="dxa"/>
-                  </w:tcMar>
-                </w:tcPr>
-                <w:p>
-                  <w:pPr>
-                    <w:spacing w:before="0" w:after="0"/>
-                    <w:jc w:val="right"/>
-                  </w:pPr>
-                  <w:r>
-                    <w:rPr>
-                      <w:b/>
-                      <w:color w:val="1E3A6E"/>
-                      <w:sz w:val="18"/>
-                    </w:rPr>
-                    <w:t>40, 42</w:t>
-                  </w:r>
-                </w:p>
-              </w:tc>
-              <w:tc>
-                <w:tcPr>
-                  <w:tcW w:type="dxa" w:w="1707"/>
-                  <w:shd w:val="clear" w:color="auto" w:fill="FFFFFF"/>
-                  <w:tcMar>
-                    <w:top w:w="48" w:type="dxa"/>
-                    <w:bottom w:w="48" w:type="dxa"/>
-                    <w:left w:w="100" w:type="dxa"/>
-                    <w:right w:w="100" w:type="dxa"/>
-                  </w:tcMar>
-                </w:tcPr>
-                <w:p>
-                  <w:pPr>
-                    <w:spacing w:before="0" w:after="0"/>
-                    <w:jc w:val="right"/>
-                  </w:pPr>
-                  <w:r>
-                    <w:rPr>
-                      <w:b/>
-                      <w:color w:val="1E3A6E"/>
-                      <w:sz w:val="18"/>
-                    </w:rPr>
-                    <w:t>$335</w:t>
                   </w:r>
                 </w:p>
               </w:tc>
@@ -2797,6 +2295,242 @@
             </w:pPr>
           </w:p>
         </w:tc>
+        <w:tc>
+          <w:tcPr>
+            <w:tcW w:type="dxa" w:w="5121"/>
+            <w:tcMar>
+              <w:top w:w="0" w:type="dxa"/>
+              <w:bottom w:w="0" w:type="dxa"/>
+              <w:left w:w="60" w:type="dxa"/>
+              <w:right w:w="60" w:type="dxa"/>
+            </w:tcMar>
+          </w:tcPr>
+          <w:p/>
+          <w:tbl>
+            <w:tblPr>
+              <w:tblW w:type="auto" w:w="0"/>
+              <w:tblLook w:firstColumn="1" w:firstRow="1" w:lastColumn="0" w:lastRow="0" w:noHBand="0" w:noVBand="1" w:val="04A0"/>
+              <w:tblBorders>
+                <w:top w:val="none"/>
+                <w:left w:val="none"/>
+                <w:bottom w:val="none"/>
+                <w:right w:val="none"/>
+                <w:insideH w:val="none"/>
+                <w:insideV w:val="none"/>
+              </w:tblBorders>
+            </w:tblPr>
+            <w:tblGrid>
+              <w:gridCol w:w="5121"/>
+            </w:tblGrid>
+            <w:tr>
+              <w:tc>
+                <w:tcPr>
+                  <w:tcW w:type="dxa" w:w="5121"/>
+                  <w:shd w:val="clear" w:color="auto" w:fill="B52020"/>
+                  <w:tcMar>
+                    <w:top w:w="70" w:type="dxa"/>
+                    <w:bottom w:w="70" w:type="dxa"/>
+                    <w:left w:w="140" w:type="dxa"/>
+                    <w:right w:w="140" w:type="dxa"/>
+                  </w:tcMar>
+                </w:tcPr>
+                <w:p>
+                  <w:pPr>
+                    <w:spacing w:before="0" w:after="0"/>
+                    <w:jc w:val="left"/>
+                  </w:pPr>
+                  <w:r>
+                    <w:rPr>
+                      <w:b/>
+                      <w:color w:val="FFFFFF"/>
+                      <w:sz w:val="20"/>
+                    </w:rPr>
+                    <w:t>Precios especiales en caja</w:t>
+                  </w:r>
+                </w:p>
+              </w:tc>
+            </w:tr>
+          </w:tbl>
+          <w:p/>
+          <w:tbl>
+            <w:tblPr>
+              <w:tblStyle w:val="TableGrid"/>
+              <w:tblW w:type="auto" w:w="0"/>
+              <w:tblLook w:firstColumn="1" w:firstRow="1" w:lastColumn="0" w:lastRow="0" w:noHBand="0" w:noVBand="1" w:val="04A0"/>
+            </w:tblPr>
+            <w:tblGrid>
+              <w:gridCol w:w="1707"/>
+              <w:gridCol w:w="1707"/>
+              <w:gridCol w:w="1707"/>
+            </w:tblGrid>
+            <w:tr>
+              <w:tc>
+                <w:tcPr>
+                  <w:tcW w:type="dxa" w:w="1707"/>
+                  <w:shd w:val="clear" w:color="auto" w:fill="FCE8E8"/>
+                  <w:tcMar>
+                    <w:top w:w="50" w:type="dxa"/>
+                    <w:bottom w:w="50" w:type="dxa"/>
+                    <w:left w:w="100" w:type="dxa"/>
+                    <w:right w:w="100" w:type="dxa"/>
+                  </w:tcMar>
+                </w:tcPr>
+                <w:p>
+                  <w:pPr>
+                    <w:spacing w:before="0" w:after="0"/>
+                    <w:jc w:val="left"/>
+                  </w:pPr>
+                  <w:r>
+                    <w:rPr>
+                      <w:b/>
+                      <w:color w:val="B52020"/>
+                      <w:sz w:val="17"/>
+                    </w:rPr>
+                    <w:t>Escuela</w:t>
+                  </w:r>
+                </w:p>
+              </w:tc>
+              <w:tc>
+                <w:tcPr>
+                  <w:tcW w:type="dxa" w:w="1707"/>
+                  <w:shd w:val="clear" w:color="auto" w:fill="FCE8E8"/>
+                  <w:tcMar>
+                    <w:top w:w="50" w:type="dxa"/>
+                    <w:bottom w:w="50" w:type="dxa"/>
+                    <w:left w:w="100" w:type="dxa"/>
+                    <w:right w:w="100" w:type="dxa"/>
+                  </w:tcMar>
+                </w:tcPr>
+                <w:p>
+                  <w:pPr>
+                    <w:spacing w:before="0" w:after="0"/>
+                    <w:jc w:val="right"/>
+                  </w:pPr>
+                  <w:r>
+                    <w:rPr>
+                      <w:b/>
+                      <w:color w:val="B52020"/>
+                      <w:sz w:val="17"/>
+                    </w:rPr>
+                    <w:t>Tallas</w:t>
+                  </w:r>
+                </w:p>
+              </w:tc>
+              <w:tc>
+                <w:tcPr>
+                  <w:tcW w:type="dxa" w:w="1707"/>
+                  <w:shd w:val="clear" w:color="auto" w:fill="FCE8E8"/>
+                  <w:tcMar>
+                    <w:top w:w="50" w:type="dxa"/>
+                    <w:bottom w:w="50" w:type="dxa"/>
+                    <w:left w:w="100" w:type="dxa"/>
+                    <w:right w:w="100" w:type="dxa"/>
+                  </w:tcMar>
+                </w:tcPr>
+                <w:p>
+                  <w:pPr>
+                    <w:spacing w:before="0" w:after="0"/>
+                    <w:jc w:val="right"/>
+                  </w:pPr>
+                  <w:r>
+                    <w:rPr>
+                      <w:b/>
+                      <w:color w:val="B52020"/>
+                      <w:sz w:val="17"/>
+                    </w:rPr>
+                    <w:t>Precio</w:t>
+                  </w:r>
+                </w:p>
+              </w:tc>
+            </w:tr>
+            <w:tr>
+              <w:tc>
+                <w:tcPr>
+                  <w:tcW w:type="dxa" w:w="1707"/>
+                  <w:shd w:val="clear" w:color="auto" w:fill="FFFFFF"/>
+                  <w:tcMar>
+                    <w:top w:w="48" w:type="dxa"/>
+                    <w:bottom w:w="48" w:type="dxa"/>
+                    <w:left w:w="100" w:type="dxa"/>
+                    <w:right w:w="100" w:type="dxa"/>
+                  </w:tcMar>
+                </w:tcPr>
+                <w:p>
+                  <w:pPr>
+                    <w:spacing w:before="0" w:after="0"/>
+                    <w:jc w:val="left"/>
+                  </w:pPr>
+                  <w:r>
+                    <w:rPr>
+                      <w:b w:val="0"/>
+                      <w:color w:val="1A1A2E"/>
+                      <w:sz w:val="18"/>
+                    </w:rPr>
+                    <w:t>CBTIS 148 (B y V)</w:t>
+                  </w:r>
+                </w:p>
+              </w:tc>
+              <w:tc>
+                <w:tcPr>
+                  <w:tcW w:type="dxa" w:w="1707"/>
+                  <w:shd w:val="clear" w:color="auto" w:fill="FFFFFF"/>
+                  <w:tcMar>
+                    <w:top w:w="48" w:type="dxa"/>
+                    <w:bottom w:w="48" w:type="dxa"/>
+                    <w:left w:w="100" w:type="dxa"/>
+                    <w:right w:w="100" w:type="dxa"/>
+                  </w:tcMar>
+                </w:tcPr>
+                <w:p>
+                  <w:pPr>
+                    <w:spacing w:before="0" w:after="0"/>
+                    <w:jc w:val="right"/>
+                  </w:pPr>
+                  <w:r>
+                    <w:rPr>
+                      <w:b/>
+                      <w:color w:val="1E3A6E"/>
+                      <w:sz w:val="18"/>
+                    </w:rPr>
+                    <w:t>Línea completa</w:t>
+                  </w:r>
+                </w:p>
+              </w:tc>
+              <w:tc>
+                <w:tcPr>
+                  <w:tcW w:type="dxa" w:w="1707"/>
+                  <w:shd w:val="clear" w:color="auto" w:fill="FFFFFF"/>
+                  <w:tcMar>
+                    <w:top w:w="48" w:type="dxa"/>
+                    <w:bottom w:w="48" w:type="dxa"/>
+                    <w:left w:w="100" w:type="dxa"/>
+                    <w:right w:w="100" w:type="dxa"/>
+                  </w:tcMar>
+                </w:tcPr>
+                <w:p>
+                  <w:pPr>
+                    <w:spacing w:before="0" w:after="0"/>
+                    <w:jc w:val="right"/>
+                  </w:pPr>
+                  <w:r>
+                    <w:rPr>
+                      <w:b/>
+                      <w:color w:val="1E3A6E"/>
+                      <w:sz w:val="18"/>
+                    </w:rPr>
+                    <w:t>$200</w:t>
+                  </w:r>
+                </w:p>
+              </w:tc>
+            </w:tr>
+          </w:tbl>
+          <w:p/>
+          <w:p>
+            <w:pPr>
+              <w:spacing w:before="0" w:after="80"/>
+            </w:pPr>
+          </w:p>
+        </w:tc>
       </w:tr>
     </w:tbl>
     <w:p>
